--- a/www/FL02G095/rapport_FL02G095.docx
+++ b/www/FL02G095/rapport_FL02G095.docx
@@ -16,7 +16,7 @@
         <w:t xml:space="preserve">patient</w:t>
       </w:r>
     </w:p>
-    <w:bookmarkStart w:id="40" w:name="fl02g095"/>
+    <w:bookmarkStart w:id="39" w:name="fl02g095"/>
     <w:p>
       <w:pPr>
         <w:pStyle w:val="Heading1"/>
@@ -48,7 +48,7 @@
               <a:graphicData uri="http://schemas.openxmlformats.org/drawingml/2006/picture">
                 <pic:pic>
                   <pic:nvPicPr>
-                    <pic:cNvPr descr="/home/boris/Bureau/scShiny/shiny/www/FL02G095/rapport_FL02G095_files/figure-docx/Sunburst-1.png" id="0" name="Picture"/>
+                    <pic:cNvPr descr="/home/boris/Bureau/scShiny/www/FL02G095/rapport_FL02G095_files/figure-docx/Sunburst-1.png" id="0" name="Picture"/>
                     <pic:cNvPicPr>
                       <a:picLocks noChangeArrowheads="1" noChangeAspect="1"/>
                     </pic:cNvPicPr>
@@ -105,7 +105,7 @@
               <a:graphicData uri="http://schemas.openxmlformats.org/drawingml/2006/picture">
                 <pic:pic>
                   <pic:nvPicPr>
-                    <pic:cNvPr descr="/home/boris/Bureau/scShiny/shiny/www/FL02G095/rapport_FL02G095_files/figure-docx/ACP-1.png" id="0" name="Picture"/>
+                    <pic:cNvPr descr="/home/boris/Bureau/scShiny/www/FL02G095/rapport_FL02G095_files/figure-docx/ACP-1.png" id="0" name="Picture"/>
                     <pic:cNvPicPr>
                       <a:picLocks noChangeArrowheads="1" noChangeAspect="1"/>
                     </pic:cNvPicPr>
@@ -139,13 +139,23 @@
       </w:r>
     </w:p>
     <w:bookmarkEnd w:id="23"/>
-    <w:bookmarkStart w:id="25" w:name="vdj"/>
+    <w:bookmarkStart w:id="24" w:name="vdj"/>
     <w:p>
       <w:pPr>
         <w:pStyle w:val="Heading2"/>
       </w:pPr>
       <w:r>
         <w:t xml:space="preserve">VDJ :</w:t>
+      </w:r>
+    </w:p>
+    <w:bookmarkEnd w:id="24"/>
+    <w:bookmarkStart w:id="26" w:name="clonotype"/>
+    <w:p>
+      <w:pPr>
+        <w:pStyle w:val="Heading2"/>
+      </w:pPr>
+      <w:r>
+        <w:t xml:space="preserve">Clonotype :</w:t>
       </w:r>
     </w:p>
     <w:p>
@@ -162,13 +172,13 @@
               <a:graphicData uri="http://schemas.openxmlformats.org/drawingml/2006/picture">
                 <pic:pic>
                   <pic:nvPicPr>
-                    <pic:cNvPr descr="/home/boris/Bureau/scShiny/shiny/www/FL02G095/rapport_FL02G095_files/figure-docx/VDJ-1.png" id="0" name="Picture"/>
+                    <pic:cNvPr descr="/home/boris/Bureau/scShiny/www/FL02G095/rapport_FL02G095_files/figure-docx/Clonotype-1.png" id="0" name="Picture"/>
                     <pic:cNvPicPr>
                       <a:picLocks noChangeArrowheads="1" noChangeAspect="1"/>
                     </pic:cNvPicPr>
                   </pic:nvPicPr>
                   <pic:blipFill>
-                    <a:blip r:embed="rId24"/>
+                    <a:blip r:embed="rId25"/>
                     <a:stretch>
                       <a:fillRect/>
                     </a:stretch>
@@ -195,14 +205,14 @@
         </w:drawing>
       </w:r>
     </w:p>
-    <w:bookmarkEnd w:id="25"/>
-    <w:bookmarkStart w:id="27" w:name="clonotype"/>
+    <w:bookmarkEnd w:id="26"/>
+    <w:bookmarkStart w:id="28" w:name="v"/>
     <w:p>
       <w:pPr>
         <w:pStyle w:val="Heading2"/>
       </w:pPr>
       <w:r>
-        <w:t xml:space="preserve">Clonotype :</w:t>
+        <w:t xml:space="preserve">V :</w:t>
       </w:r>
     </w:p>
     <w:p>
@@ -219,13 +229,13 @@
               <a:graphicData uri="http://schemas.openxmlformats.org/drawingml/2006/picture">
                 <pic:pic>
                   <pic:nvPicPr>
-                    <pic:cNvPr descr="/home/boris/Bureau/scShiny/shiny/www/FL02G095/rapport_FL02G095_files/figure-docx/Clonotype-1.png" id="0" name="Picture"/>
+                    <pic:cNvPr descr="/home/boris/Bureau/scShiny/www/FL02G095/rapport_FL02G095_files/figure-docx/V-1.png" id="0" name="Picture"/>
                     <pic:cNvPicPr>
                       <a:picLocks noChangeArrowheads="1" noChangeAspect="1"/>
                     </pic:cNvPicPr>
                   </pic:nvPicPr>
                   <pic:blipFill>
-                    <a:blip r:embed="rId26"/>
+                    <a:blip r:embed="rId27"/>
                     <a:stretch>
                       <a:fillRect/>
                     </a:stretch>
@@ -252,14 +262,14 @@
         </w:drawing>
       </w:r>
     </w:p>
-    <w:bookmarkEnd w:id="27"/>
-    <w:bookmarkStart w:id="29" w:name="v"/>
+    <w:bookmarkEnd w:id="28"/>
+    <w:bookmarkStart w:id="30" w:name="d"/>
     <w:p>
       <w:pPr>
         <w:pStyle w:val="Heading2"/>
       </w:pPr>
       <w:r>
-        <w:t xml:space="preserve">V :</w:t>
+        <w:t xml:space="preserve">D :</w:t>
       </w:r>
     </w:p>
     <w:p>
@@ -276,13 +286,13 @@
               <a:graphicData uri="http://schemas.openxmlformats.org/drawingml/2006/picture">
                 <pic:pic>
                   <pic:nvPicPr>
-                    <pic:cNvPr descr="/home/boris/Bureau/scShiny/shiny/www/FL02G095/rapport_FL02G095_files/figure-docx/V-1.png" id="0" name="Picture"/>
+                    <pic:cNvPr descr="/home/boris/Bureau/scShiny/www/FL02G095/rapport_FL02G095_files/figure-docx/D-1.png" id="0" name="Picture"/>
                     <pic:cNvPicPr>
                       <a:picLocks noChangeArrowheads="1" noChangeAspect="1"/>
                     </pic:cNvPicPr>
                   </pic:nvPicPr>
                   <pic:blipFill>
-                    <a:blip r:embed="rId28"/>
+                    <a:blip r:embed="rId29"/>
                     <a:stretch>
                       <a:fillRect/>
                     </a:stretch>
@@ -309,14 +319,14 @@
         </w:drawing>
       </w:r>
     </w:p>
-    <w:bookmarkEnd w:id="29"/>
-    <w:bookmarkStart w:id="31" w:name="d"/>
+    <w:bookmarkEnd w:id="30"/>
+    <w:bookmarkStart w:id="32" w:name="j"/>
     <w:p>
       <w:pPr>
         <w:pStyle w:val="Heading2"/>
       </w:pPr>
       <w:r>
-        <w:t xml:space="preserve">D :</w:t>
+        <w:t xml:space="preserve">J :</w:t>
       </w:r>
     </w:p>
     <w:p>
@@ -333,13 +343,13 @@
               <a:graphicData uri="http://schemas.openxmlformats.org/drawingml/2006/picture">
                 <pic:pic>
                   <pic:nvPicPr>
-                    <pic:cNvPr descr="/home/boris/Bureau/scShiny/shiny/www/FL02G095/rapport_FL02G095_files/figure-docx/D-1.png" id="0" name="Picture"/>
+                    <pic:cNvPr descr="/home/boris/Bureau/scShiny/www/FL02G095/rapport_FL02G095_files/figure-docx/J-1.png" id="0" name="Picture"/>
                     <pic:cNvPicPr>
                       <a:picLocks noChangeArrowheads="1" noChangeAspect="1"/>
                     </pic:cNvPicPr>
                   </pic:nvPicPr>
                   <pic:blipFill>
-                    <a:blip r:embed="rId30"/>
+                    <a:blip r:embed="rId31"/>
                     <a:stretch>
                       <a:fillRect/>
                     </a:stretch>
@@ -366,14 +376,14 @@
         </w:drawing>
       </w:r>
     </w:p>
-    <w:bookmarkEnd w:id="31"/>
-    <w:bookmarkStart w:id="33" w:name="j"/>
+    <w:bookmarkEnd w:id="32"/>
+    <w:bookmarkStart w:id="35" w:name="heavy"/>
     <w:p>
       <w:pPr>
         <w:pStyle w:val="Heading2"/>
       </w:pPr>
       <w:r>
-        <w:t xml:space="preserve">J :</w:t>
+        <w:t xml:space="preserve">Heavy :</w:t>
       </w:r>
     </w:p>
     <w:p>
@@ -390,13 +400,13 @@
               <a:graphicData uri="http://schemas.openxmlformats.org/drawingml/2006/picture">
                 <pic:pic>
                   <pic:nvPicPr>
-                    <pic:cNvPr descr="/home/boris/Bureau/scShiny/shiny/www/FL02G095/rapport_FL02G095_files/figure-docx/J-1.png" id="0" name="Picture"/>
+                    <pic:cNvPr descr="/home/boris/Bureau/scShiny/www/FL02G095/rapport_FL02G095_files/figure-docx/Heavy-1.png" id="0" name="Picture"/>
                     <pic:cNvPicPr>
                       <a:picLocks noChangeArrowheads="1" noChangeAspect="1"/>
                     </pic:cNvPicPr>
                   </pic:nvPicPr>
                   <pic:blipFill>
-                    <a:blip r:embed="rId32"/>
+                    <a:blip r:embed="rId33"/>
                     <a:stretch>
                       <a:fillRect/>
                     </a:stretch>
@@ -423,19 +433,9 @@
         </w:drawing>
       </w:r>
     </w:p>
-    <w:bookmarkEnd w:id="33"/>
-    <w:bookmarkStart w:id="36" w:name="heavy"/>
-    <w:p>
-      <w:pPr>
-        <w:pStyle w:val="Heading2"/>
-      </w:pPr>
-      <w:r>
-        <w:t xml:space="preserve">Heavy :</w:t>
-      </w:r>
-    </w:p>
-    <w:p>
-      <w:pPr>
-        <w:pStyle w:val="FirstParagraph"/>
+    <w:p>
+      <w:pPr>
+        <w:pStyle w:val="BodyText"/>
       </w:pPr>
       <w:r>
         <w:drawing>
@@ -447,7 +447,7 @@
               <a:graphicData uri="http://schemas.openxmlformats.org/drawingml/2006/picture">
                 <pic:pic>
                   <pic:nvPicPr>
-                    <pic:cNvPr descr="/home/boris/Bureau/scShiny/shiny/www/FL02G095/rapport_FL02G095_files/figure-docx/Heavy-1.png" id="0" name="Picture"/>
+                    <pic:cNvPr descr="/home/boris/Bureau/scShiny/www/FL02G095/rapport_FL02G095_files/figure-docx/HeavyD-1.png" id="0" name="Picture"/>
                     <pic:cNvPicPr>
                       <a:picLocks noChangeArrowheads="1" noChangeAspect="1"/>
                     </pic:cNvPicPr>
@@ -480,9 +480,19 @@
         </w:drawing>
       </w:r>
     </w:p>
-    <w:p>
-      <w:pPr>
-        <w:pStyle w:val="BodyText"/>
+    <w:bookmarkEnd w:id="35"/>
+    <w:bookmarkStart w:id="38" w:name="light"/>
+    <w:p>
+      <w:pPr>
+        <w:pStyle w:val="Heading2"/>
+      </w:pPr>
+      <w:r>
+        <w:t xml:space="preserve">Light :</w:t>
+      </w:r>
+    </w:p>
+    <w:p>
+      <w:pPr>
+        <w:pStyle w:val="FirstParagraph"/>
       </w:pPr>
       <w:r>
         <w:drawing>
@@ -494,13 +504,13 @@
               <a:graphicData uri="http://schemas.openxmlformats.org/drawingml/2006/picture">
                 <pic:pic>
                   <pic:nvPicPr>
-                    <pic:cNvPr descr="/home/boris/Bureau/scShiny/shiny/www/FL02G095/rapport_FL02G095_files/figure-docx/HeavyD-1.png" id="0" name="Picture"/>
+                    <pic:cNvPr descr="/home/boris/Bureau/scShiny/www/FL02G095/rapport_FL02G095_files/figure-docx/Light-1.png" id="0" name="Picture"/>
                     <pic:cNvPicPr>
                       <a:picLocks noChangeArrowheads="1" noChangeAspect="1"/>
                     </pic:cNvPicPr>
                   </pic:nvPicPr>
                   <pic:blipFill>
-                    <a:blip r:embed="rId35"/>
+                    <a:blip r:embed="rId36"/>
                     <a:stretch>
                       <a:fillRect/>
                     </a:stretch>
@@ -527,19 +537,9 @@
         </w:drawing>
       </w:r>
     </w:p>
-    <w:bookmarkEnd w:id="36"/>
-    <w:bookmarkStart w:id="39" w:name="light"/>
-    <w:p>
-      <w:pPr>
-        <w:pStyle w:val="Heading2"/>
-      </w:pPr>
-      <w:r>
-        <w:t xml:space="preserve">Light :</w:t>
-      </w:r>
-    </w:p>
-    <w:p>
-      <w:pPr>
-        <w:pStyle w:val="FirstParagraph"/>
+    <w:p>
+      <w:pPr>
+        <w:pStyle w:val="BodyText"/>
       </w:pPr>
       <w:r>
         <w:drawing>
@@ -551,7 +551,7 @@
               <a:graphicData uri="http://schemas.openxmlformats.org/drawingml/2006/picture">
                 <pic:pic>
                   <pic:nvPicPr>
-                    <pic:cNvPr descr="/home/boris/Bureau/scShiny/shiny/www/FL02G095/rapport_FL02G095_files/figure-docx/Light-1.png" id="0" name="Picture"/>
+                    <pic:cNvPr descr="/home/boris/Bureau/scShiny/www/FL02G095/rapport_FL02G095_files/figure-docx/LightD-1.png" id="0" name="Picture"/>
                     <pic:cNvPicPr>
                       <a:picLocks noChangeArrowheads="1" noChangeAspect="1"/>
                     </pic:cNvPicPr>
@@ -584,55 +584,8 @@
         </w:drawing>
       </w:r>
     </w:p>
-    <w:p>
-      <w:pPr>
-        <w:pStyle w:val="BodyText"/>
-      </w:pPr>
-      <w:r>
-        <w:drawing>
-          <wp:inline>
-            <wp:extent cx="4620126" cy="3696101"/>
-            <wp:effectExtent b="0" l="0" r="0" t="0"/>
-            <wp:docPr descr="" title="" id="1" name="Picture"/>
-            <a:graphic>
-              <a:graphicData uri="http://schemas.openxmlformats.org/drawingml/2006/picture">
-                <pic:pic>
-                  <pic:nvPicPr>
-                    <pic:cNvPr descr="/home/boris/Bureau/scShiny/shiny/www/FL02G095/rapport_FL02G095_files/figure-docx/LightD-1.png" id="0" name="Picture"/>
-                    <pic:cNvPicPr>
-                      <a:picLocks noChangeArrowheads="1" noChangeAspect="1"/>
-                    </pic:cNvPicPr>
-                  </pic:nvPicPr>
-                  <pic:blipFill>
-                    <a:blip r:embed="rId38"/>
-                    <a:stretch>
-                      <a:fillRect/>
-                    </a:stretch>
-                  </pic:blipFill>
-                  <pic:spPr bwMode="auto">
-                    <a:xfrm>
-                      <a:off x="0" y="0"/>
-                      <a:ext cx="4620126" cy="3696101"/>
-                    </a:xfrm>
-                    <a:prstGeom prst="rect">
-                      <a:avLst/>
-                    </a:prstGeom>
-                    <a:noFill/>
-                    <a:ln w="9525">
-                      <a:noFill/>
-                      <a:headEnd/>
-                      <a:tailEnd/>
-                    </a:ln>
-                  </pic:spPr>
-                </pic:pic>
-              </a:graphicData>
-            </a:graphic>
-          </wp:inline>
-        </w:drawing>
-      </w:r>
-    </w:p>
+    <w:bookmarkEnd w:id="38"/>
     <w:bookmarkEnd w:id="39"/>
-    <w:bookmarkEnd w:id="40"/>
     <w:sectPr/>
   </w:body>
 </w:document>
